--- a/knowledge_source/Windchill GPDM & Windchill NA/Windchill NA/HR Termination Process.docx
+++ b/knowledge_source/Windchill GPDM & Windchill NA/Windchill NA/HR Termination Process.docx
@@ -14181,5 +14181,5 @@
 </file>
 
 <file path=customXml/itemProps4.xml><?xml version="1.0" encoding="utf-8"?>
-<ds:datastoreItem xmlns:ds="http://schemas.openxmlformats.org/officeDocument/2006/customXml" ds:itemID="{63A9CAE2-8154-4744-9F26-19AF1112E7B6}"/>
+<ds:datastoreItem xmlns:ds="http://schemas.openxmlformats.org/officeDocument/2006/customXml" ds:itemID="{9743A031-0AC8-405A-99BD-596A9F669C2F}"/>
 </file>